--- a/Docs/SegundoParcial/Proyecto Sistema de Gestion Veterinaria.docx
+++ b/Docs/SegundoParcial/Proyecto Sistema de Gestion Veterinaria.docx
@@ -4,26 +4,479 @@
   <w:body>
     <w:p>
       <w:pPr>
-        <w:pStyle w:val="Ttulo"/>
-        <w:rPr>
-          <w:lang w:val="es-MX"/>
-        </w:rPr>
-      </w:pPr>
-      <w:r>
-        <w:rPr>
-          <w:lang w:val="es-MX"/>
-        </w:rPr>
-        <w:t>Portada</w:t>
-      </w:r>
-      <w:r>
-        <w:rPr>
-          <w:lang w:val="es-MX"/>
-        </w:rPr>
-        <w:br w:type="page"/>
+        <w:jc w:val="center"/>
+        <w:rPr>
+          <w:lang w:val="es-MX"/>
+        </w:rPr>
+      </w:pPr>
+      <w:r>
+        <w:rPr>
+          <w:noProof/>
+          <w:lang w:val="es-MX"/>
+        </w:rPr>
+        <w:drawing>
+          <wp:anchor distT="0" distB="0" distL="114300" distR="114300" simplePos="0" relativeHeight="251660288" behindDoc="0" locked="0" layoutInCell="1" allowOverlap="1" wp14:anchorId="2C38F669" wp14:editId="0146BBCA">
+            <wp:simplePos x="0" y="0"/>
+            <wp:positionH relativeFrom="margin">
+              <wp:posOffset>4380865</wp:posOffset>
+            </wp:positionH>
+            <wp:positionV relativeFrom="margin">
+              <wp:posOffset>-47625</wp:posOffset>
+            </wp:positionV>
+            <wp:extent cx="1019175" cy="1019175"/>
+            <wp:effectExtent l="0" t="0" r="0" b="9525"/>
+            <wp:wrapNone/>
+            <wp:docPr id="953616264" name="Gráfico 5"/>
+            <wp:cNvGraphicFramePr>
+              <a:graphicFrameLocks xmlns:a="http://schemas.openxmlformats.org/drawingml/2006/main" noChangeAspect="1"/>
+            </wp:cNvGraphicFramePr>
+            <a:graphic xmlns:a="http://schemas.openxmlformats.org/drawingml/2006/main">
+              <a:graphicData uri="http://schemas.openxmlformats.org/drawingml/2006/picture">
+                <pic:pic xmlns:pic="http://schemas.openxmlformats.org/drawingml/2006/picture">
+                  <pic:nvPicPr>
+                    <pic:cNvPr id="953616264" name="Gráfico 953616264"/>
+                    <pic:cNvPicPr/>
+                  </pic:nvPicPr>
+                  <pic:blipFill>
+                    <a:blip r:embed="rId5">
+                      <a:extLst>
+                        <a:ext uri="{96DAC541-7B7A-43D3-8B79-37D633B846F1}">
+                          <asvg:svgBlip xmlns:asvg="http://schemas.microsoft.com/office/drawing/2016/SVG/main" r:embed="rId6"/>
+                        </a:ext>
+                      </a:extLst>
+                    </a:blip>
+                    <a:stretch>
+                      <a:fillRect/>
+                    </a:stretch>
+                  </pic:blipFill>
+                  <pic:spPr>
+                    <a:xfrm>
+                      <a:off x="0" y="0"/>
+                      <a:ext cx="1019175" cy="1019175"/>
+                    </a:xfrm>
+                    <a:prstGeom prst="rect">
+                      <a:avLst/>
+                    </a:prstGeom>
+                  </pic:spPr>
+                </pic:pic>
+              </a:graphicData>
+            </a:graphic>
+            <wp14:sizeRelH relativeFrom="margin">
+              <wp14:pctWidth>0</wp14:pctWidth>
+            </wp14:sizeRelH>
+            <wp14:sizeRelV relativeFrom="margin">
+              <wp14:pctHeight>0</wp14:pctHeight>
+            </wp14:sizeRelV>
+          </wp:anchor>
+        </w:drawing>
+      </w:r>
+      <w:r>
+        <w:rPr>
+          <w:noProof/>
+        </w:rPr>
+        <w:drawing>
+          <wp:anchor distT="0" distB="0" distL="114300" distR="114300" simplePos="0" relativeHeight="251658240" behindDoc="0" locked="0" layoutInCell="1" allowOverlap="1" wp14:anchorId="0B330F4B" wp14:editId="534F3A69">
+            <wp:simplePos x="0" y="0"/>
+            <wp:positionH relativeFrom="margin">
+              <wp:align>left</wp:align>
+            </wp:positionH>
+            <wp:positionV relativeFrom="margin">
+              <wp:align>top</wp:align>
+            </wp:positionV>
+            <wp:extent cx="1144555" cy="914400"/>
+            <wp:effectExtent l="0" t="0" r="0" b="0"/>
+            <wp:wrapNone/>
+            <wp:docPr id="476227088" name="Imagen 2" descr="Gestión de Producción Científica"/>
+            <wp:cNvGraphicFramePr>
+              <a:graphicFrameLocks xmlns:a="http://schemas.openxmlformats.org/drawingml/2006/main" noChangeAspect="1"/>
+            </wp:cNvGraphicFramePr>
+            <a:graphic xmlns:a="http://schemas.openxmlformats.org/drawingml/2006/main">
+              <a:graphicData uri="http://schemas.openxmlformats.org/drawingml/2006/picture">
+                <pic:pic xmlns:pic="http://schemas.openxmlformats.org/drawingml/2006/picture">
+                  <pic:nvPicPr>
+                    <pic:cNvPr id="0" name="Picture 3" descr="Gestión de Producción Científica"/>
+                    <pic:cNvPicPr>
+                      <a:picLocks noChangeAspect="1" noChangeArrowheads="1"/>
+                    </pic:cNvPicPr>
+                  </pic:nvPicPr>
+                  <pic:blipFill rotWithShape="1">
+                    <a:blip r:embed="rId7" cstate="print">
+                      <a:extLst>
+                        <a:ext uri="{28A0092B-C50C-407E-A947-70E740481C1C}">
+                          <a14:useLocalDpi xmlns:a14="http://schemas.microsoft.com/office/drawing/2010/main" val="0"/>
+                        </a:ext>
+                      </a:extLst>
+                    </a:blip>
+                    <a:srcRect l="33690" t="25514" r="33855" b="25134"/>
+                    <a:stretch>
+                      <a:fillRect/>
+                    </a:stretch>
+                  </pic:blipFill>
+                  <pic:spPr bwMode="auto">
+                    <a:xfrm>
+                      <a:off x="0" y="0"/>
+                      <a:ext cx="1144555" cy="914400"/>
+                    </a:xfrm>
+                    <a:prstGeom prst="rect">
+                      <a:avLst/>
+                    </a:prstGeom>
+                    <a:noFill/>
+                    <a:ln>
+                      <a:noFill/>
+                    </a:ln>
+                    <a:extLst>
+                      <a:ext uri="{53640926-AAD7-44D8-BBD7-CCE9431645EC}">
+                        <a14:shadowObscured xmlns:a14="http://schemas.microsoft.com/office/drawing/2010/main"/>
+                      </a:ext>
+                    </a:extLst>
+                  </pic:spPr>
+                </pic:pic>
+              </a:graphicData>
+            </a:graphic>
+            <wp14:sizeRelH relativeFrom="margin">
+              <wp14:pctWidth>0</wp14:pctWidth>
+            </wp14:sizeRelH>
+            <wp14:sizeRelV relativeFrom="margin">
+              <wp14:pctHeight>0</wp14:pctHeight>
+            </wp14:sizeRelV>
+          </wp:anchor>
+        </w:drawing>
       </w:r>
     </w:p>
     <w:p>
       <w:pPr>
+        <w:jc w:val="center"/>
+        <w:rPr>
+          <w:lang w:val="es-MX"/>
+        </w:rPr>
+      </w:pPr>
+    </w:p>
+    <w:p>
+      <w:pPr>
+        <w:jc w:val="center"/>
+        <w:rPr>
+          <w:lang w:val="es-MX"/>
+        </w:rPr>
+      </w:pPr>
+    </w:p>
+    <w:p>
+      <w:pPr>
+        <w:jc w:val="center"/>
+        <w:rPr>
+          <w:lang w:val="es-MX"/>
+        </w:rPr>
+      </w:pPr>
+    </w:p>
+    <w:p>
+      <w:pPr>
+        <w:jc w:val="center"/>
+        <w:rPr>
+          <w:sz w:val="32"/>
+          <w:szCs w:val="32"/>
+          <w:lang w:val="es-MX"/>
+        </w:rPr>
+      </w:pPr>
+      <w:r>
+        <w:rPr>
+          <w:sz w:val="32"/>
+          <w:szCs w:val="32"/>
+          <w:lang w:val="es-MX"/>
+        </w:rPr>
+        <w:t xml:space="preserve">Universidad de Guayaquil </w:t>
+      </w:r>
+    </w:p>
+    <w:p>
+      <w:pPr>
+        <w:jc w:val="center"/>
+        <w:rPr>
+          <w:sz w:val="32"/>
+          <w:szCs w:val="32"/>
+          <w:lang w:val="es-MX"/>
+        </w:rPr>
+      </w:pPr>
+      <w:r>
+        <w:rPr>
+          <w:sz w:val="32"/>
+          <w:szCs w:val="32"/>
+          <w:lang w:val="es-MX"/>
+        </w:rPr>
+        <w:t>Facultad de Ciencias Matemáticas y Físicas</w:t>
+      </w:r>
+    </w:p>
+    <w:p>
+      <w:pPr>
+        <w:jc w:val="center"/>
+        <w:rPr>
+          <w:sz w:val="32"/>
+          <w:szCs w:val="32"/>
+          <w:lang w:val="es-MX"/>
+        </w:rPr>
+      </w:pPr>
+    </w:p>
+    <w:p>
+      <w:pPr>
+        <w:jc w:val="center"/>
+        <w:rPr>
+          <w:sz w:val="32"/>
+          <w:szCs w:val="32"/>
+          <w:lang w:val="es-MX"/>
+        </w:rPr>
+      </w:pPr>
+      <w:r>
+        <w:rPr>
+          <w:sz w:val="32"/>
+          <w:szCs w:val="32"/>
+          <w:lang w:val="es-MX"/>
+        </w:rPr>
+        <w:t>Tema: “Proyecto: SISTEMA DE GESTIÓN VETERINARIA”</w:t>
+      </w:r>
+    </w:p>
+    <w:p>
+      <w:pPr>
+        <w:jc w:val="center"/>
+        <w:rPr>
+          <w:sz w:val="32"/>
+          <w:szCs w:val="32"/>
+          <w:lang w:val="es-MX"/>
+        </w:rPr>
+      </w:pPr>
+      <w:r>
+        <w:rPr>
+          <w:sz w:val="32"/>
+          <w:szCs w:val="32"/>
+          <w:lang w:val="es-MX"/>
+        </w:rPr>
+        <w:t>Grupo 2 - Integrantes:</w:t>
+      </w:r>
+    </w:p>
+    <w:p>
+      <w:pPr>
+        <w:jc w:val="center"/>
+        <w:rPr>
+          <w:sz w:val="32"/>
+          <w:szCs w:val="32"/>
+          <w:lang w:val="es-MX"/>
+        </w:rPr>
+      </w:pPr>
+      <w:r>
+        <w:rPr>
+          <w:sz w:val="32"/>
+          <w:szCs w:val="32"/>
+          <w:lang w:val="es-MX"/>
+        </w:rPr>
+        <w:t>Galo Izquierdo</w:t>
+      </w:r>
+    </w:p>
+    <w:p>
+      <w:pPr>
+        <w:jc w:val="center"/>
+        <w:rPr>
+          <w:sz w:val="32"/>
+          <w:szCs w:val="32"/>
+          <w:lang w:val="es-MX"/>
+        </w:rPr>
+      </w:pPr>
+      <w:r>
+        <w:rPr>
+          <w:sz w:val="32"/>
+          <w:szCs w:val="32"/>
+          <w:lang w:val="es-MX"/>
+        </w:rPr>
+        <w:t>Alonso Serrano</w:t>
+      </w:r>
+    </w:p>
+    <w:p>
+      <w:pPr>
+        <w:jc w:val="center"/>
+        <w:rPr>
+          <w:sz w:val="32"/>
+          <w:szCs w:val="32"/>
+          <w:lang w:val="es-MX"/>
+        </w:rPr>
+      </w:pPr>
+      <w:r>
+        <w:rPr>
+          <w:sz w:val="32"/>
+          <w:szCs w:val="32"/>
+          <w:lang w:val="es-MX"/>
+        </w:rPr>
+        <w:t>Rubén Quiroga</w:t>
+      </w:r>
+    </w:p>
+    <w:p>
+      <w:pPr>
+        <w:jc w:val="center"/>
+        <w:rPr>
+          <w:sz w:val="32"/>
+          <w:szCs w:val="32"/>
+          <w:lang w:val="es-MX"/>
+        </w:rPr>
+      </w:pPr>
+      <w:r>
+        <w:rPr>
+          <w:sz w:val="32"/>
+          <w:szCs w:val="32"/>
+          <w:lang w:val="es-MX"/>
+        </w:rPr>
+        <w:t>Mario Jacho</w:t>
+      </w:r>
+    </w:p>
+    <w:p>
+      <w:pPr>
+        <w:jc w:val="center"/>
+        <w:rPr>
+          <w:sz w:val="32"/>
+          <w:szCs w:val="32"/>
+          <w:lang w:val="es-MX"/>
+        </w:rPr>
+      </w:pPr>
+      <w:r>
+        <w:rPr>
+          <w:sz w:val="32"/>
+          <w:szCs w:val="32"/>
+          <w:lang w:val="es-MX"/>
+        </w:rPr>
+        <w:t>Steven</w:t>
+      </w:r>
+      <w:r>
+        <w:rPr>
+          <w:sz w:val="32"/>
+          <w:szCs w:val="32"/>
+          <w:lang w:val="es-MX"/>
+        </w:rPr>
+        <w:t xml:space="preserve"> </w:t>
+      </w:r>
+      <w:r>
+        <w:rPr>
+          <w:sz w:val="32"/>
+          <w:szCs w:val="32"/>
+          <w:lang w:val="es-MX"/>
+        </w:rPr>
+        <w:t>Armijos</w:t>
+      </w:r>
+    </w:p>
+    <w:p>
+      <w:pPr>
+        <w:jc w:val="center"/>
+        <w:rPr>
+          <w:sz w:val="32"/>
+          <w:szCs w:val="32"/>
+          <w:lang w:val="es-MX"/>
+        </w:rPr>
+      </w:pPr>
+    </w:p>
+    <w:p>
+      <w:pPr>
+        <w:jc w:val="center"/>
+        <w:rPr>
+          <w:sz w:val="32"/>
+          <w:szCs w:val="32"/>
+          <w:lang w:val="es-MX"/>
+        </w:rPr>
+      </w:pPr>
+      <w:r>
+        <w:rPr>
+          <w:sz w:val="32"/>
+          <w:szCs w:val="32"/>
+          <w:lang w:val="es-MX"/>
+        </w:rPr>
+        <w:t>Asignatura: Validación y Verificación de Software</w:t>
+      </w:r>
+    </w:p>
+    <w:p>
+      <w:pPr>
+        <w:jc w:val="center"/>
+        <w:rPr>
+          <w:sz w:val="32"/>
+          <w:szCs w:val="32"/>
+          <w:lang w:val="es-MX"/>
+        </w:rPr>
+      </w:pPr>
+      <w:r>
+        <w:rPr>
+          <w:sz w:val="32"/>
+          <w:szCs w:val="32"/>
+          <w:lang w:val="es-MX"/>
+        </w:rPr>
+        <w:t xml:space="preserve">Tutor: Ing. Verónica Mendoza Morán </w:t>
+      </w:r>
+      <w:proofErr w:type="spellStart"/>
+      <w:r>
+        <w:rPr>
+          <w:sz w:val="32"/>
+          <w:szCs w:val="32"/>
+          <w:lang w:val="es-MX"/>
+        </w:rPr>
+        <w:t>MSc.</w:t>
+      </w:r>
+      <w:proofErr w:type="spellEnd"/>
+    </w:p>
+    <w:p>
+      <w:pPr>
+        <w:jc w:val="center"/>
+        <w:rPr>
+          <w:sz w:val="32"/>
+          <w:szCs w:val="32"/>
+          <w:lang w:val="es-MX"/>
+        </w:rPr>
+      </w:pPr>
+    </w:p>
+    <w:p>
+      <w:pPr>
+        <w:jc w:val="center"/>
+        <w:rPr>
+          <w:sz w:val="32"/>
+          <w:szCs w:val="32"/>
+          <w:lang w:val="es-MX"/>
+        </w:rPr>
+      </w:pPr>
+      <w:r>
+        <w:rPr>
+          <w:sz w:val="32"/>
+          <w:szCs w:val="32"/>
+          <w:lang w:val="es-MX"/>
+        </w:rPr>
+        <w:t>Curso: SOF-S-VE-8-4</w:t>
+      </w:r>
+    </w:p>
+    <w:p>
+      <w:pPr>
+        <w:jc w:val="center"/>
+        <w:rPr>
+          <w:sz w:val="32"/>
+          <w:szCs w:val="32"/>
+          <w:lang w:val="es-MX"/>
+        </w:rPr>
+      </w:pPr>
+    </w:p>
+    <w:p>
+      <w:pPr>
+        <w:jc w:val="center"/>
+        <w:rPr>
+          <w:sz w:val="32"/>
+          <w:szCs w:val="32"/>
+          <w:lang w:val="es-MX"/>
+        </w:rPr>
+      </w:pPr>
+      <w:r>
+        <w:rPr>
+          <w:sz w:val="32"/>
+          <w:szCs w:val="32"/>
+          <w:lang w:val="es-MX"/>
+        </w:rPr>
+        <w:t xml:space="preserve">Guayaquil – Ecuador </w:t>
+      </w:r>
+      <w:r>
+        <w:rPr>
+          <w:sz w:val="32"/>
+          <w:szCs w:val="32"/>
+          <w:lang w:val="es-MX"/>
+        </w:rPr>
+        <w:br w:type="page"/>
+      </w:r>
+    </w:p>
+    <w:p>
+      <w:pPr>
         <w:pStyle w:val="Ttulo1"/>
         <w:rPr>
           <w:lang w:val="es-MX"/>
@@ -997,6 +1450,7 @@
       </w:pPr>
       <w:r>
         <w:rPr>
+          <w:noProof/>
           <w:lang w:val="es-MX"/>
         </w:rPr>
         <w:drawing>
@@ -1015,7 +1469,7 @@
                     <pic:cNvPicPr/>
                   </pic:nvPicPr>
                   <pic:blipFill>
-                    <a:blip r:embed="rId5"/>
+                    <a:blip r:embed="rId8"/>
                     <a:stretch>
                       <a:fillRect/>
                     </a:stretch>
@@ -3771,10 +4225,12 @@
               <w:t xml:space="preserve">4. Al seleccionar la cita, obtiene y </w:t>
             </w:r>
             <w:proofErr w:type="spellStart"/>
+            <w:proofErr w:type="gramStart"/>
             <w:r>
               <w:t>auto-completa</w:t>
             </w:r>
             <w:proofErr w:type="spellEnd"/>
+            <w:proofErr w:type="gramEnd"/>
             <w:r>
               <w:t xml:space="preserve"> los combos de Dueño y Mascota; despliega en pantalla los datos de "Mascota", "Dueño" y "Médico" asignado; carga el historial clínico previo de la mascota.</w:t>
             </w:r>
@@ -5755,10 +6211,7 @@
           </w:tcPr>
           <w:p>
             <w:r>
-              <w:t>6</w:t>
-            </w:r>
-            <w:r>
-              <w:t>a</w:t>
+              <w:t>6a</w:t>
             </w:r>
           </w:p>
         </w:tc>
@@ -7382,7 +7835,7 @@
         </w:rPr>
         <w:t xml:space="preserve"> </w:t>
       </w:r>
-      <w:hyperlink r:id="rId6" w:history="1">
+      <w:hyperlink r:id="rId9" w:history="1">
         <w:r>
           <w:rPr>
             <w:rStyle w:val="Hipervnculo"/>
@@ -9344,6 +9797,7 @@
   <w:style w:type="character" w:default="1" w:styleId="Fuentedeprrafopredeter">
     <w:name w:val="Default Paragraph Font"/>
     <w:uiPriority w:val="1"/>
+    <w:semiHidden/>
     <w:unhideWhenUsed/>
   </w:style>
   <w:style w:type="table" w:default="1" w:styleId="Tablanormal">
